--- a/src/main/resources/templates/bachelors/4th_course/piikn/09.03.01_PIiKN_VKR_titul.docx
+++ b/src/main/resources/templates/bachelors/4th_course/piikn/09.03.01_PIiKN_VKR_titul.docx
@@ -195,7 +195,7 @@
         <w:rPr>
           <w:b/>
         </w:rPr>
-        <w:t>Иванова Ивана Ивановича</w:t>
+        <w:t>имяСтудентаР</w:t>
       </w:r>
     </w:p>
     <w:p>
